--- a/docs/Module2_Learn_and_Remember_Useful_English.docx
+++ b/docs/Module2_Learn_and_Remember_Useful_English.docx
@@ -197,7 +197,7 @@
           <w:sz w:val="26"/>
           <w:szCs w:val="26"/>
         </w:rPr>
-        <w:t xml:space="preserve">In this module you build the words and phrases you actually use. You won't memorize a textbook — you will build a personal vocabulary bank with images and example sentences, then practice with sentence frames you can reuse anywhere.</w:t>
+        <w:t xml:space="preserve">In this module you build the words and phrases you actually use. You won't memorize a textbook, you will build a personal vocabulary bank with images and example sentences, then practice with sentence frames you can reuse anywhere.</w:t>
       </w:r>
     </w:p>
     <w:p>
@@ -224,7 +224,7 @@
           <w:sz w:val="21"/>
           <w:szCs w:val="21"/>
         </w:rPr>
-        <w:t xml:space="preserve">En este módulo construyes las palabras y frases que de verdad usas. No memorizas un libro — construyes un banco personal de vocabulario con imágenes y oraciones, y practicas con plantillas que puedes reutilizar en cualquier lugar.</w:t>
+        <w:t xml:space="preserve">En este módulo construyes las palabras y frases que de verdad usas. No memorizas un libro, construyes un banco personal de vocabulario con imágenes y oraciones, y practicas con plantillas que puedes reutilizar en cualquier lugar.</w:t>
       </w:r>
     </w:p>
     <w:p>
@@ -535,7 +535,7 @@
           <w:sz w:val="36"/>
           <w:szCs w:val="36"/>
         </w:rPr>
-        <w:t xml:space="preserve">Part 1 — Pronunciation for Spanish speakers · Parte 1 — Pronunciación</w:t>
+        <w:t xml:space="preserve">Part 1, Pronunciation for Spanish speakers · Parte 1, Pronunciación</w:t>
       </w:r>
     </w:p>
     <w:p>
@@ -781,7 +781,7 @@
                 <w:sz w:val="22"/>
                 <w:szCs w:val="22"/>
               </w:rPr>
-              <w:t xml:space="preserve">Stick the tip of your tongue between your teeth. Spanish has no equivalent — feel the air pass over the tongue.</w:t>
+              <w:t xml:space="preserve">Stick the tip of your tongue between your teeth. Spanish has no equivalent, feel the air pass over the tongue.</w:t>
             </w:r>
           </w:p>
           <w:p>
@@ -805,7 +805,7 @@
                 <w:sz w:val="19"/>
                 <w:szCs w:val="19"/>
               </w:rPr>
-              <w:t xml:space="preserve">Pon la punta de la lengua entre los dientes. No existe en español — siente cómo pasa el aire por encima de la lengua.</w:t>
+              <w:t xml:space="preserve">Pon la punta de la lengua entre los dientes. No existe en español, siente cómo pasa el aire por encima de la lengua.</w:t>
             </w:r>
           </w:p>
         </w:tc>
@@ -899,7 +899,7 @@
                 <w:sz w:val="22"/>
                 <w:szCs w:val="22"/>
               </w:rPr>
-              <w:t xml:space="preserve">Top teeth touch bottom lip. Different from Spanish 'b' — buzz your lip lightly.</w:t>
+              <w:t xml:space="preserve">Top teeth touch bottom lip. Different from Spanish 'b', buzz your lip lightly.</w:t>
             </w:r>
           </w:p>
           <w:p>
@@ -923,7 +923,7 @@
                 <w:sz w:val="19"/>
                 <w:szCs w:val="19"/>
               </w:rPr>
-              <w:t xml:space="preserve">Dientes de arriba tocan el labio de abajo. Diferente de la 'b' española — vibra el labio ligeramente.</w:t>
+              <w:t xml:space="preserve">Dientes de arriba tocan el labio de abajo. Diferente de la 'b' española, vibra el labio ligeramente.</w:t>
             </w:r>
           </w:p>
         </w:tc>
@@ -1017,7 +1017,7 @@
                 <w:sz w:val="22"/>
                 <w:szCs w:val="22"/>
               </w:rPr>
-              <w:t xml:space="preserve">Round your lips. Like calming a baby — 'shhhh.' Don't hiss like the Spanish 'ch.'</w:t>
+              <w:t xml:space="preserve">Round your lips. Like calming a baby, 'shhhh.' Don't hiss like the Spanish 'ch.'</w:t>
             </w:r>
           </w:p>
           <w:p>
@@ -1041,7 +1041,7 @@
                 <w:sz w:val="19"/>
                 <w:szCs w:val="19"/>
               </w:rPr>
-              <w:t xml:space="preserve">Redondea los labios. Como calmando a un bebé — 'shhhh.' No silbes como la 'ch' del español.</w:t>
+              <w:t xml:space="preserve">Redondea los labios. Como calmando a un bebé, 'shhhh.' No silbes como la 'ch' del español.</w:t>
             </w:r>
           </w:p>
         </w:tc>
@@ -1060,7 +1060,7 @@
           <w:sz w:val="36"/>
           <w:szCs w:val="36"/>
         </w:rPr>
-        <w:t xml:space="preserve">Part 2 — Cognates: free vocabulary · Parte 2 — Cognados: vocabulario gratis</w:t>
+        <w:t xml:space="preserve">Part 2, Cognates: free vocabulary · Parte 2, Cognados: vocabulario gratis</w:t>
       </w:r>
     </w:p>
     <w:p>
@@ -2200,7 +2200,7 @@
                 <w:sz w:val="21"/>
                 <w:szCs w:val="21"/>
               </w:rPr>
-              <w:t xml:space="preserve">The most-used 1,000 English words make up around 80% of everyday speech. Learning the right 20–30 words first — and learning them well — gets you further than learning 200 words shallowly.</w:t>
+              <w:t xml:space="preserve">The most-used 1,000 English words make up around 80% of everyday speech. Learning the right 20–30 words first, and learning them well, gets you further than learning 200 words shallowly.</w:t>
             </w:r>
           </w:p>
           <w:p>
@@ -2227,7 +2227,7 @@
                 <w:sz w:val="19"/>
                 <w:szCs w:val="19"/>
               </w:rPr>
-              <w:t xml:space="preserve">Las palabras de alta frecuencia te dan el 80% de la conversación real. Las 1,000 palabras más usadas componen el 80% del habla diaria. Aprender las 20–30 correctas — y aprenderlas bien — te lleva más lejos que aprender 200 superficialmente.</w:t>
+              <w:t xml:space="preserve">Las palabras de alta frecuencia te dan el 80% de la conversación real. Las 1,000 palabras más usadas componen el 80% del habla diaria. Aprender las 20–30 correctas, y aprenderlas bien, te lleva más lejos que aprender 200 superficialmente.</w:t>
             </w:r>
           </w:p>
           <w:p>
@@ -2259,7 +2259,7 @@
           <w:sz w:val="36"/>
           <w:szCs w:val="36"/>
         </w:rPr>
-        <w:t xml:space="preserve">Part 3 — Sentence frames · Parte 3 — Plantillas de oraciones</w:t>
+        <w:t xml:space="preserve">Part 3, Sentence frames · Parte 3, Plantillas de oraciones</w:t>
       </w:r>
     </w:p>
     <w:p>
@@ -3399,7 +3399,7 @@
                 <w:sz w:val="21"/>
                 <w:szCs w:val="21"/>
               </w:rPr>
-              <w:t xml:space="preserve">Asking yourself to retrieve a word from memory — without looking — is more powerful than re-reading. A 30-second self-quiz beats a 5-minute re-read.</w:t>
+              <w:t xml:space="preserve">Asking yourself to retrieve a word from memory, without looking, is more powerful than re-reading. A 30-second self-quiz beats a 5-minute re-read.</w:t>
             </w:r>
           </w:p>
           <w:p>
@@ -3426,7 +3426,7 @@
                 <w:sz w:val="19"/>
                 <w:szCs w:val="19"/>
               </w:rPr>
-              <w:t xml:space="preserve">La práctica rápida de recordar fija la memoria. Pedirte recuperar una palabra de memoria — sin mirar — es más poderoso que releer. Un auto-test de 30 segundos le gana a un repaso de 5 minutos.</w:t>
+              <w:t xml:space="preserve">La práctica rápida de recordar fija la memoria. Pedirte recuperar una palabra de memoria, sin mirar, es más poderoso que releer. Un auto-test de 30 segundos le gana a un repaso de 5 minutos.</w:t>
             </w:r>
           </w:p>
           <w:p>
@@ -3463,7 +3463,7 @@
           <w:sz w:val="36"/>
           <w:szCs w:val="36"/>
         </w:rPr>
-        <w:t xml:space="preserve">Worksheet — your 20-word vocabulary bank · Tu banco de 20 palabras</w:t>
+        <w:t xml:space="preserve">Worksheet, your 20-word vocabulary bank · Tu banco de 20 palabras</w:t>
       </w:r>
     </w:p>
     <w:p>
@@ -6827,7 +6827,7 @@
           <w:sz w:val="22"/>
           <w:szCs w:val="22"/>
         </w:rPr>
-        <w:t xml:space="preserve">Sentence frames are reusable — learn the frame once, swap the word.</w:t>
+        <w:t xml:space="preserve">Sentence frames are reusable, learn the frame once, swap the word.</w:t>
       </w:r>
     </w:p>
     <w:p>
@@ -6855,7 +6855,7 @@
           <w:sz w:val="19"/>
           <w:szCs w:val="19"/>
         </w:rPr>
-        <w:t xml:space="preserve">Las plantillas son reutilizables — aprendes la plantilla una vez, cambias la palabra.</w:t>
+        <w:t xml:space="preserve">Las plantillas son reutilizables, aprendes la plantilla una vez, cambias la palabra.</w:t>
       </w:r>
     </w:p>
     <w:p>
@@ -6934,7 +6934,7 @@
           <w:sz w:val="18"/>
           <w:szCs w:val="18"/>
         </w:rPr>
-        <w:t xml:space="preserve">Next up — Module 3 · Sigue: Módulo 3</w:t>
+        <w:t xml:space="preserve">Next up, Module 3 · Sigue: Módulo 3</w:t>
       </w:r>
     </w:p>
     <w:p>
